--- a/zhs/docx/050.content.docx
+++ b/zhs/docx/050.content.docx
@@ -218,108 +218,48 @@
         </w:rPr>
         <w:t>是</w:t>
       </w:r>
-      <w:hyperlink r:id="rId13">
-        <w:r>
-          <w:rPr>
-            <w:lang w:val="zh_CN" w:bidi="zh_CN"/>
-          </w:rPr>
-          <w:rPr>
-            <w:color w:val="0000EE"/>
-            <w:u w:val="single"/>
-          </w:rPr>
-          <w:t>以色列</w:t>
-        </w:r>
-      </w:hyperlink>
+      <w:r>
+        <w:rPr>
+          <w:lang w:val="zh_CN" w:bidi="zh_CN"/>
+        </w:rPr>
+        <w:t>以色列</w:t>
+      </w:r>
       <w:r>
         <w:rPr>
           <w:lang w:val="zh_CN" w:bidi="zh_CN"/>
         </w:rPr>
         <w:t>北部</w:t>
       </w:r>
-      <w:hyperlink r:id="rId14">
-        <w:r>
-          <w:rPr>
-            <w:lang w:val="zh_CN" w:bidi="zh_CN"/>
-          </w:rPr>
-          <w:rPr>
-            <w:color w:val="0000EE"/>
-            <w:u w:val="single"/>
-          </w:rPr>
-          <w:t>加利利</w:t>
-        </w:r>
-      </w:hyperlink>
       <w:r>
         <w:rPr>
           <w:lang w:val="zh_CN" w:bidi="zh_CN"/>
         </w:rPr>
-        <w:t>地区的一个小城镇。 拿撒勒没有出现在旧约中，我们第一次听到这个城镇是当我们听说耶稣的父母</w:t>
+        <w:t>加利利</w:t>
       </w:r>
-      <w:hyperlink r:id="rId15">
-        <w:r>
-          <w:rPr>
-            <w:lang w:val="zh_CN" w:bidi="zh_CN"/>
-          </w:rPr>
-          <w:rPr>
-            <w:color w:val="0000EE"/>
-            <w:u w:val="single"/>
-          </w:rPr>
-          <w:t>马利亚</w:t>
-        </w:r>
-      </w:hyperlink>
       <w:r>
         <w:rPr>
           <w:lang w:val="zh_CN" w:bidi="zh_CN"/>
         </w:rPr>
-        <w:t>和约瑟来自拿撒勒。 耶稣出生在</w:t>
+        <w:t>地区的一个小城镇。 拿撒勒没有出现在旧约中，我们第一次听到这个城镇是当我们听说耶稣的父母马利亚和约瑟来自拿撒勒。 耶稣出生在</w:t>
       </w:r>
-      <w:hyperlink r:id="rId16">
-        <w:r>
-          <w:rPr>
-            <w:lang w:val="zh_CN" w:bidi="zh_CN"/>
-          </w:rPr>
-          <w:rPr>
-            <w:color w:val="0000EE"/>
-            <w:u w:val="single"/>
-          </w:rPr>
-          <w:t>犹太</w:t>
-        </w:r>
-      </w:hyperlink>
       <w:r>
         <w:rPr>
           <w:lang w:val="zh_CN" w:bidi="zh_CN"/>
         </w:rPr>
-        <w:t>一个名叫</w:t>
+        <w:t>犹太</w:t>
       </w:r>
-      <w:hyperlink r:id="rId17">
-        <w:r>
-          <w:rPr>
-            <w:lang w:val="zh_CN" w:bidi="zh_CN"/>
-          </w:rPr>
-          <w:rPr>
-            <w:color w:val="0000EE"/>
-            <w:u w:val="single"/>
-          </w:rPr>
-          <w:t>伯利恒</w:t>
-        </w:r>
-      </w:hyperlink>
       <w:r>
         <w:rPr>
           <w:lang w:val="zh_CN" w:bidi="zh_CN"/>
         </w:rPr>
-        <w:t>的村庄，但当祂还小时，马利亚和约瑟就去往拿撒勒生活。 因此，耶稣后来被称为拿撒勒人，这表示祂是一个来自拿撒勒的人。 这并不是恭维。 来自犹太地的</w:t>
+        <w:t>一个名叫伯利恒的村庄，但当祂还小时，马利亚和约瑟就去往拿撒勒生活。 因此，耶稣后来被称为拿撒勒人，这表示祂是一个来自拿撒勒的人。 这并不是恭维。 来自犹太地的</w:t>
       </w:r>
-      <w:hyperlink r:id="rId18">
-        <w:r>
-          <w:rPr>
-            <w:lang w:val="zh_CN" w:bidi="zh_CN"/>
-          </w:rPr>
-          <w:rPr>
-            <w:color w:val="0000EE"/>
-            <w:u w:val="single"/>
-          </w:rPr>
-          <w:t>犹太人</w:t>
-        </w:r>
-      </w:hyperlink>
+      <w:r>
+        <w:rPr>
+          <w:lang w:val="zh_CN" w:bidi="zh_CN"/>
+        </w:rPr>
+        <w:t>犹太人</w:t>
+      </w:r>
       <w:r>
         <w:rPr>
           <w:lang w:val="zh_CN" w:bidi="zh_CN"/>
@@ -379,7 +319,7 @@
           <w:lang w:val="zh_CN" w:bidi="zh_CN"/>
         </w:rPr>
       </w:r>
-      <w:hyperlink r:id="rId19">
+      <w:hyperlink r:id="rId13">
         <w:r>
           <w:rPr>
             <w:lang w:val="zh_CN" w:bidi="zh_CN"/>

--- a/zhs/docx/050.content.docx
+++ b/zhs/docx/050.content.docx
@@ -265,77 +265,6 @@
           <w:lang w:val="zh_CN" w:bidi="zh_CN"/>
         </w:rPr>
         <w:t>看不起加利利人，甚至加利利人也看不起拿撒勒人，因为拿撒勒是一个微小的、不重要的城镇。</w:t>
-      </w:r>
-      <w:r>
-        <w:rPr>
-          <w:lang w:val="zh_CN" w:bidi="zh_CN"/>
-        </w:rPr>
-      </w:r>
-      <w:r>
-        <w:rPr>
-          <w:lang w:val="zh_CN" w:bidi="zh_CN"/>
-        </w:rPr>
-      </w:r>
-    </w:p>
-    <w:p>
-      <w:pPr/>
-      <w:r>
-        <w:rPr>
-          <w:lang w:val="zh_CN" w:bidi="zh_CN"/>
-        </w:rPr>
-      </w:r>
-    </w:p>
-    <w:p>
-      <w:pPr>
-        <w:pStyle w:val="Heading2"/>
-      </w:pPr>
-      <w:r>
-        <w:rPr>
-          <w:lang w:val="zh_CN" w:bidi="zh_CN"/>
-        </w:rPr>
-        <w:t>拿撒勒</w:t>
-      </w:r>
-      <w:r>
-        <w:rPr>
-          <w:lang w:val="zh_CN" w:bidi="zh_CN"/>
-        </w:rPr>
-      </w:r>
-    </w:p>
-    <w:p>
-      <w:pPr>
-        <w:pStyle w:val="Heading4"/>
-      </w:pPr>
-      <w:r>
-        <w:rPr>
-          <w:lang w:val="zh_CN" w:bidi="zh_CN"/>
-        </w:rPr>
-        <w:t>Audio Content</w:t>
-      </w:r>
-    </w:p>
-    <w:p>
-      <w:pPr/>
-      <w:r>
-        <w:rPr>
-          <w:lang w:val="zh_CN" w:bidi="zh_CN"/>
-        </w:rPr>
-      </w:r>
-      <w:hyperlink r:id="rId13">
-        <w:r>
-          <w:rPr>
-            <w:lang w:val="zh_CN" w:bidi="zh_CN"/>
-          </w:rPr>
-          <w:rPr>
-            <w:color w:val="0000EE"/>
-            <w:u w:val="single"/>
-          </w:rPr>
-          <w:t>mp3 file</w:t>
-        </w:r>
-      </w:hyperlink>
-      <w:r>
-        <w:rPr>
-          <w:lang w:val="zh_CN" w:bidi="zh_CN"/>
-        </w:rPr>
-        <w:t xml:space="preserve"> (None KB)</w:t>
       </w:r>
       <w:r>
         <w:rPr>

--- a/zhs/docx/050.content.docx
+++ b/zhs/docx/050.content.docx
@@ -218,48 +218,108 @@
         </w:rPr>
         <w:t>是</w:t>
       </w:r>
-      <w:r>
-        <w:rPr>
-          <w:lang w:val="zh_CN" w:bidi="zh_CN"/>
-        </w:rPr>
-        <w:t>以色列</w:t>
-      </w:r>
+      <w:hyperlink r:id="rId13">
+        <w:r>
+          <w:rPr>
+            <w:lang w:val="zh_CN" w:bidi="zh_CN"/>
+          </w:rPr>
+          <w:rPr>
+            <w:color w:val="0000EE"/>
+            <w:u w:val="single"/>
+          </w:rPr>
+          <w:t>以色列</w:t>
+        </w:r>
+      </w:hyperlink>
       <w:r>
         <w:rPr>
           <w:lang w:val="zh_CN" w:bidi="zh_CN"/>
         </w:rPr>
         <w:t>北部</w:t>
       </w:r>
+      <w:hyperlink r:id="rId14">
+        <w:r>
+          <w:rPr>
+            <w:lang w:val="zh_CN" w:bidi="zh_CN"/>
+          </w:rPr>
+          <w:rPr>
+            <w:color w:val="0000EE"/>
+            <w:u w:val="single"/>
+          </w:rPr>
+          <w:t>加利利</w:t>
+        </w:r>
+      </w:hyperlink>
       <w:r>
         <w:rPr>
           <w:lang w:val="zh_CN" w:bidi="zh_CN"/>
         </w:rPr>
-        <w:t>加利利</w:t>
+        <w:t>地区的一个小城镇。 拿撒勒没有出现在旧约中，我们第一次听到这个城镇是当我们听说耶稣的父母</w:t>
       </w:r>
+      <w:hyperlink r:id="rId15">
+        <w:r>
+          <w:rPr>
+            <w:lang w:val="zh_CN" w:bidi="zh_CN"/>
+          </w:rPr>
+          <w:rPr>
+            <w:color w:val="0000EE"/>
+            <w:u w:val="single"/>
+          </w:rPr>
+          <w:t>马利亚</w:t>
+        </w:r>
+      </w:hyperlink>
       <w:r>
         <w:rPr>
           <w:lang w:val="zh_CN" w:bidi="zh_CN"/>
         </w:rPr>
-        <w:t>地区的一个小城镇。 拿撒勒没有出现在旧约中，我们第一次听到这个城镇是当我们听说耶稣的父母马利亚和约瑟来自拿撒勒。 耶稣出生在</w:t>
+        <w:t>和约瑟来自拿撒勒。 耶稣出生在</w:t>
       </w:r>
+      <w:hyperlink r:id="rId16">
+        <w:r>
+          <w:rPr>
+            <w:lang w:val="zh_CN" w:bidi="zh_CN"/>
+          </w:rPr>
+          <w:rPr>
+            <w:color w:val="0000EE"/>
+            <w:u w:val="single"/>
+          </w:rPr>
+          <w:t>犹太</w:t>
+        </w:r>
+      </w:hyperlink>
       <w:r>
         <w:rPr>
           <w:lang w:val="zh_CN" w:bidi="zh_CN"/>
         </w:rPr>
-        <w:t>犹太</w:t>
+        <w:t>一个名叫</w:t>
       </w:r>
+      <w:hyperlink r:id="rId17">
+        <w:r>
+          <w:rPr>
+            <w:lang w:val="zh_CN" w:bidi="zh_CN"/>
+          </w:rPr>
+          <w:rPr>
+            <w:color w:val="0000EE"/>
+            <w:u w:val="single"/>
+          </w:rPr>
+          <w:t>伯利恒</w:t>
+        </w:r>
+      </w:hyperlink>
       <w:r>
         <w:rPr>
           <w:lang w:val="zh_CN" w:bidi="zh_CN"/>
         </w:rPr>
-        <w:t>一个名叫伯利恒的村庄，但当祂还小时，马利亚和约瑟就去往拿撒勒生活。 因此，耶稣后来被称为拿撒勒人，这表示祂是一个来自拿撒勒的人。 这并不是恭维。 来自犹太地的</w:t>
+        <w:t>的村庄，但当祂还小时，马利亚和约瑟就去往拿撒勒生活。 因此，耶稣后来被称为拿撒勒人，这表示祂是一个来自拿撒勒的人。 这并不是恭维。 来自犹太地的</w:t>
       </w:r>
-      <w:r>
-        <w:rPr>
-          <w:lang w:val="zh_CN" w:bidi="zh_CN"/>
-        </w:rPr>
-        <w:t>犹太人</w:t>
-      </w:r>
+      <w:hyperlink r:id="rId18">
+        <w:r>
+          <w:rPr>
+            <w:lang w:val="zh_CN" w:bidi="zh_CN"/>
+          </w:rPr>
+          <w:rPr>
+            <w:color w:val="0000EE"/>
+            <w:u w:val="single"/>
+          </w:rPr>
+          <w:t>犹太人</w:t>
+        </w:r>
+      </w:hyperlink>
       <w:r>
         <w:rPr>
           <w:lang w:val="zh_CN" w:bidi="zh_CN"/>
